--- a/00-首页/题组Word/综合模拟卷/综合模拟卷VI-学生版.docx
+++ b/00-首页/题组Word/综合模拟卷/综合模拟卷VI-学生版.docx
@@ -15847,7 +15847,7 @@
     <ns0:name ns0:val="Verbatim Char"/>
     <ns0:basedOn ns0:val="BodyTextChar"/>
     <ns0:rPr>
-      <ns0:rFonts ns0:ascii="Times New Roman" ns0:cs="Times New Roman" ns0:eastAsia="FangSong" ns0:hAnsi="Times New Roman"/>
+      <ns0:rFonts ns0:ascii="SimSun" ns0:cs="SimSun" ns0:eastAsia="SimSun" ns0:hAnsi="SimSun"/>
       <ns0:b ns0:val="0"/>
       <ns0:sz ns0:val="20"/>
     </ns0:rPr>
@@ -15901,7 +15901,7 @@
       <w:wordWrap w:val="off"/>
     </w:pPr>
     <ns0:rPr>
-      <w:rFonts ns0:ascii="Times New Roman" ns0:hAnsi="Times New Roman" ns0:eastAsia="FangSong" ns0:cs="Times New Roman"/>
+      <w:rFonts ns0:ascii="SimSun" ns0:hAnsi="SimSun" ns0:eastAsia="SimSun" ns0:cs="SimSun"/>
     </ns0:rPr>
   </w:style>
   <w:style w:type="character" w:customStyle="1" w:styleId="KeywordTok">

--- a/00-首页/题组Word/综合模拟卷/综合模拟卷VI-学生版.docx
+++ b/00-首页/题组Word/综合模拟卷/综合模拟卷VI-学生版.docx
@@ -176,6 +176,8 @@
     <w:p>
       <w:pPr>
         <w:pStyle w:val="BodyText"/>
+        <w:ind w:left="480" w:hanging="480"/>
+        <w:spacing w:after="0"/>
       </w:pPr>
       <w:r>
         <w:rPr>
@@ -233,6 +235,13 @@
         </w:rPr>
         <w:t xml:space="preserve"> </w:t>
       </w:r>
+    </w:p>
+    <w:p>
+      <w:pPr>
+        <w:pStyle w:val="BodyText"/>
+        <w:ind w:left="480" w:hanging="480"/>
+        <w:spacing w:before="0" w:after="0"/>
+      </w:pPr>
       <w:r>
         <w:rPr>
           <w:rFonts w:ascii="Times New Roman" w:hAnsi="Times New Roman" w:eastAsia="Times New Roman" w:cs="Times New Roman"/>
@@ -289,6 +298,13 @@
         </w:rPr>
         <w:t xml:space="preserve"> </w:t>
       </w:r>
+    </w:p>
+    <w:p>
+      <w:pPr>
+        <w:pStyle w:val="BodyText"/>
+        <w:ind w:left="480" w:hanging="480"/>
+        <w:spacing w:before="0" w:after="0"/>
+      </w:pPr>
       <w:r>
         <w:rPr>
           <w:rFonts w:ascii="Times New Roman" w:hAnsi="Times New Roman" w:eastAsia="Times New Roman" w:cs="Times New Roman"/>
@@ -345,6 +361,13 @@
         </w:rPr>
         <w:t xml:space="preserve"> </w:t>
       </w:r>
+    </w:p>
+    <w:p>
+      <w:pPr>
+        <w:pStyle w:val="BodyText"/>
+        <w:ind w:left="480" w:hanging="480"/>
+        <w:spacing w:before="0" w:after="180"/>
+      </w:pPr>
       <w:r>
         <w:rPr>
           <w:rFonts w:ascii="Times New Roman" w:hAnsi="Times New Roman" w:eastAsia="Times New Roman" w:cs="Times New Roman"/>
@@ -434,6 +457,8 @@
     <w:p>
       <w:pPr>
         <w:pStyle w:val="BodyText"/>
+        <w:ind w:left="480" w:hanging="480"/>
+        <w:spacing w:after="0"/>
       </w:pPr>
       <w:r>
         <w:rPr>
@@ -491,6 +516,13 @@
         </w:rPr>
         <w:t xml:space="preserve"> </w:t>
       </w:r>
+    </w:p>
+    <w:p>
+      <w:pPr>
+        <w:pStyle w:val="BodyText"/>
+        <w:ind w:left="480" w:hanging="480"/>
+        <w:spacing w:before="0" w:after="0"/>
+      </w:pPr>
       <w:r>
         <w:rPr>
           <w:rFonts w:ascii="Times New Roman" w:hAnsi="Times New Roman" w:eastAsia="Times New Roman" w:cs="Times New Roman"/>
@@ -547,6 +579,13 @@
         </w:rPr>
         <w:t xml:space="preserve"> </w:t>
       </w:r>
+    </w:p>
+    <w:p>
+      <w:pPr>
+        <w:pStyle w:val="BodyText"/>
+        <w:ind w:left="480" w:hanging="480"/>
+        <w:spacing w:before="0" w:after="0"/>
+      </w:pPr>
       <w:r>
         <w:rPr>
           <w:rFonts w:ascii="Times New Roman" w:hAnsi="Times New Roman" w:eastAsia="Times New Roman" w:cs="Times New Roman"/>
@@ -603,6 +642,13 @@
         </w:rPr>
         <w:t xml:space="preserve"> </w:t>
       </w:r>
+    </w:p>
+    <w:p>
+      <w:pPr>
+        <w:pStyle w:val="BodyText"/>
+        <w:ind w:left="480" w:hanging="480"/>
+        <w:spacing w:before="0" w:after="180"/>
+      </w:pPr>
       <w:r>
         <w:rPr>
           <w:rFonts w:ascii="Times New Roman" w:hAnsi="Times New Roman" w:eastAsia="Times New Roman" w:cs="Times New Roman"/>
@@ -704,6 +750,8 @@
     <w:p>
       <w:pPr>
         <w:pStyle w:val="BodyText"/>
+        <w:ind w:left="480" w:hanging="480"/>
+        <w:spacing w:after="0"/>
       </w:pPr>
       <w:r>
         <w:rPr>
@@ -781,6 +829,13 @@
         </w:rPr>
         <w:t xml:space="preserve"> </w:t>
       </w:r>
+    </w:p>
+    <w:p>
+      <w:pPr>
+        <w:pStyle w:val="BodyText"/>
+        <w:ind w:left="480" w:hanging="480"/>
+        <w:spacing w:before="0" w:after="0"/>
+      </w:pPr>
       <w:r>
         <w:rPr>
           <w:rFonts w:ascii="Times New Roman" w:hAnsi="Times New Roman" w:eastAsia="Times New Roman" w:cs="Times New Roman"/>
@@ -857,6 +912,13 @@
         </w:rPr>
         <w:t xml:space="preserve"> </w:t>
       </w:r>
+    </w:p>
+    <w:p>
+      <w:pPr>
+        <w:pStyle w:val="BodyText"/>
+        <w:ind w:left="480" w:hanging="480"/>
+        <w:spacing w:before="0" w:after="0"/>
+      </w:pPr>
       <w:r>
         <w:rPr>
           <w:rFonts w:ascii="Times New Roman" w:hAnsi="Times New Roman" w:eastAsia="Times New Roman" w:cs="Times New Roman"/>
@@ -933,6 +995,13 @@
         </w:rPr>
         <w:t xml:space="preserve"> </w:t>
       </w:r>
+    </w:p>
+    <w:p>
+      <w:pPr>
+        <w:pStyle w:val="BodyText"/>
+        <w:ind w:left="480" w:hanging="480"/>
+        <w:spacing w:before="0" w:after="180"/>
+      </w:pPr>
       <w:r>
         <w:rPr>
           <w:rFonts w:ascii="Times New Roman" w:hAnsi="Times New Roman" w:eastAsia="Times New Roman" w:cs="Times New Roman"/>
@@ -978,6 +1047,8 @@
     <w:p>
       <w:pPr>
         <w:pStyle w:val="BodyText"/>
+        <w:ind w:left="480" w:hanging="480"/>
+        <w:spacing w:after="0"/>
       </w:pPr>
       <w:r>
         <w:rPr>
@@ -1009,6 +1080,13 @@
         </w:rPr>
         <w:t xml:space="preserve"> </w:t>
       </w:r>
+    </w:p>
+    <w:p>
+      <w:pPr>
+        <w:pStyle w:val="BodyText"/>
+        <w:ind w:left="480" w:hanging="480"/>
+        <w:spacing w:before="0" w:after="0"/>
+      </w:pPr>
       <w:r>
         <w:rPr>
           <w:rFonts w:ascii="Times New Roman" w:hAnsi="Times New Roman" w:eastAsia="Times New Roman" w:cs="Times New Roman"/>
@@ -1039,6 +1117,13 @@
         </w:rPr>
         <w:t xml:space="preserve"> </w:t>
       </w:r>
+    </w:p>
+    <w:p>
+      <w:pPr>
+        <w:pStyle w:val="BodyText"/>
+        <w:ind w:left="480" w:hanging="480"/>
+        <w:spacing w:before="0" w:after="0"/>
+      </w:pPr>
       <w:r>
         <w:rPr>
           <w:rFonts w:ascii="Times New Roman" w:hAnsi="Times New Roman" w:eastAsia="Times New Roman" w:cs="Times New Roman"/>
@@ -1057,6 +1142,13 @@
         </w:rPr>
         <w:t xml:space="preserve"> </w:t>
       </w:r>
+    </w:p>
+    <w:p>
+      <w:pPr>
+        <w:pStyle w:val="BodyText"/>
+        <w:ind w:left="480" w:hanging="480"/>
+        <w:spacing w:before="0" w:after="180"/>
+      </w:pPr>
       <w:r>
         <w:rPr>
           <w:rFonts w:ascii="Times New Roman" w:hAnsi="Times New Roman" w:eastAsia="Times New Roman" w:cs="Times New Roman"/>
@@ -1100,6 +1192,16 @@
         </w:rPr>
         <w:t>熔点都很低</w:t>
       </w:r>
+    </w:p>
+    <w:p>
+      <w:pPr>
+        <w:spacing w:before="0" w:after="0"/>
+      </w:pPr>
+    </w:p>
+    <w:p>
+      <w:pPr>
+        <w:spacing w:before="0" w:after="0"/>
+      </w:pPr>
     </w:p>
     <w:bookmarkEnd w:id="10"/>
     <w:bookmarkStart w:id="11" w:name="第-2-题"/>
@@ -2079,6 +2181,46 @@
         </m:sSub>
       </m:oMath>
     </w:p>
+    <w:p>
+      <w:pPr>
+        <w:spacing w:before="0" w:after="0"/>
+      </w:pPr>
+    </w:p>
+    <w:p>
+      <w:pPr>
+        <w:spacing w:before="0" w:after="0"/>
+      </w:pPr>
+    </w:p>
+    <w:p>
+      <w:pPr>
+        <w:spacing w:before="0" w:after="0"/>
+      </w:pPr>
+    </w:p>
+    <w:p>
+      <w:pPr>
+        <w:spacing w:before="0" w:after="0"/>
+      </w:pPr>
+    </w:p>
+    <w:p>
+      <w:pPr>
+        <w:spacing w:before="0" w:after="0"/>
+      </w:pPr>
+    </w:p>
+    <w:p>
+      <w:pPr>
+        <w:spacing w:before="0" w:after="0"/>
+      </w:pPr>
+    </w:p>
+    <w:p>
+      <w:pPr>
+        <w:spacing w:before="0" w:after="0"/>
+      </w:pPr>
+    </w:p>
+    <w:p>
+      <w:pPr>
+        <w:spacing w:before="0" w:after="0"/>
+      </w:pPr>
+    </w:p>
     <w:bookmarkEnd w:id="11"/>
     <w:bookmarkStart w:id="12" w:name="第-3-题"/>
     <w:p>
@@ -2921,6 +3063,46 @@
         <w:t>。</w:t>
       </w:r>
     </w:p>
+    <w:p>
+      <w:pPr>
+        <w:spacing w:before="0" w:after="0"/>
+      </w:pPr>
+    </w:p>
+    <w:p>
+      <w:pPr>
+        <w:spacing w:before="0" w:after="0"/>
+      </w:pPr>
+    </w:p>
+    <w:p>
+      <w:pPr>
+        <w:spacing w:before="0" w:after="0"/>
+      </w:pPr>
+    </w:p>
+    <w:p>
+      <w:pPr>
+        <w:spacing w:before="0" w:after="0"/>
+      </w:pPr>
+    </w:p>
+    <w:p>
+      <w:pPr>
+        <w:spacing w:before="0" w:after="0"/>
+      </w:pPr>
+    </w:p>
+    <w:p>
+      <w:pPr>
+        <w:spacing w:before="0" w:after="0"/>
+      </w:pPr>
+    </w:p>
+    <w:p>
+      <w:pPr>
+        <w:spacing w:before="0" w:after="0"/>
+      </w:pPr>
+    </w:p>
+    <w:p>
+      <w:pPr>
+        <w:spacing w:before="0" w:after="0"/>
+      </w:pPr>
+    </w:p>
     <w:bookmarkEnd w:id="12"/>
     <w:bookmarkStart w:id="13" w:name="第-4-题"/>
     <w:p>
@@ -3731,6 +3913,31 @@
         <w:t>）</w:t>
       </w:r>
     </w:p>
+    <w:p>
+      <w:pPr>
+        <w:spacing w:before="0" w:after="0"/>
+      </w:pPr>
+    </w:p>
+    <w:p>
+      <w:pPr>
+        <w:spacing w:before="0" w:after="0"/>
+      </w:pPr>
+    </w:p>
+    <w:p>
+      <w:pPr>
+        <w:spacing w:before="0" w:after="0"/>
+      </w:pPr>
+    </w:p>
+    <w:p>
+      <w:pPr>
+        <w:spacing w:before="0" w:after="0"/>
+      </w:pPr>
+    </w:p>
+    <w:p>
+      <w:pPr>
+        <w:spacing w:before="0" w:after="0"/>
+      </w:pPr>
+    </w:p>
     <w:bookmarkEnd w:id="14"/>
     <w:bookmarkStart w:id="15" w:name="第-5-题"/>
     <w:p>
@@ -4306,6 +4513,31 @@
         </w:rPr>
         <w:t>？</w:t>
       </w:r>
+    </w:p>
+    <w:p>
+      <w:pPr>
+        <w:spacing w:before="0" w:after="0"/>
+      </w:pPr>
+    </w:p>
+    <w:p>
+      <w:pPr>
+        <w:spacing w:before="0" w:after="0"/>
+      </w:pPr>
+    </w:p>
+    <w:p>
+      <w:pPr>
+        <w:spacing w:before="0" w:after="0"/>
+      </w:pPr>
+    </w:p>
+    <w:p>
+      <w:pPr>
+        <w:spacing w:before="0" w:after="0"/>
+      </w:pPr>
+    </w:p>
+    <w:p>
+      <w:pPr>
+        <w:spacing w:before="0" w:after="0"/>
+      </w:pPr>
     </w:p>
     <w:bookmarkEnd w:id="15"/>
     <w:bookmarkStart w:id="19" w:name="第-6-题"/>
@@ -6022,6 +6254,8 @@
     <w:p>
       <w:pPr>
         <w:pStyle w:val="BodyText"/>
+        <w:ind w:left="480" w:hanging="480"/>
+        <w:spacing w:after="0"/>
       </w:pPr>
       <w:r>
         <w:rPr>
@@ -6071,6 +6305,13 @@
         </w:rPr>
         <w:t xml:space="preserve"> </w:t>
       </w:r>
+    </w:p>
+    <w:p>
+      <w:pPr>
+        <w:pStyle w:val="BodyText"/>
+        <w:ind w:left="480" w:hanging="480"/>
+        <w:spacing w:before="0" w:after="0"/>
+      </w:pPr>
       <w:r>
         <w:rPr>
           <w:rFonts w:ascii="Times New Roman" w:hAnsi="Times New Roman" w:eastAsia="Times New Roman" w:cs="Times New Roman"/>
@@ -6087,7 +6328,20 @@
         <w:rPr>
           <w:rFonts w:ascii="Times New Roman" w:hAnsi="Times New Roman" w:eastAsia="Times New Roman" w:cs="Times New Roman"/>
         </w:rPr>
-        <w:t xml:space="preserve">　B. </w:t>
+        <w:t xml:space="preserve">　</w:t>
+      </w:r>
+    </w:p>
+    <w:p>
+      <w:pPr>
+        <w:pStyle w:val="BodyText"/>
+        <w:ind w:left="480" w:hanging="480"/>
+        <w:spacing w:before="0" w:after="0"/>
+      </w:pPr>
+      <w:r>
+        <w:rPr>
+          <w:rFonts w:ascii="Times New Roman" w:hAnsi="Times New Roman" w:eastAsia="Times New Roman" w:cs="Times New Roman"/>
+        </w:rPr>
+        <w:t xml:space="preserve">B. </w:t>
       </w:r>
       <w:r>
         <w:rPr>
@@ -6099,7 +6353,20 @@
         <w:rPr>
           <w:rFonts w:ascii="Times New Roman" w:hAnsi="Times New Roman" w:eastAsia="Times New Roman" w:cs="Times New Roman"/>
         </w:rPr>
-        <w:t xml:space="preserve">　C. </w:t>
+        <w:t xml:space="preserve">　</w:t>
+      </w:r>
+    </w:p>
+    <w:p>
+      <w:pPr>
+        <w:pStyle w:val="BodyText"/>
+        <w:ind w:left="480" w:hanging="480"/>
+        <w:spacing w:before="0" w:after="0"/>
+      </w:pPr>
+      <w:r>
+        <w:rPr>
+          <w:rFonts w:ascii="Times New Roman" w:hAnsi="Times New Roman" w:eastAsia="Times New Roman" w:cs="Times New Roman"/>
+        </w:rPr>
+        <w:t xml:space="preserve">C. </w:t>
       </w:r>
       <w:r>
         <w:rPr>
@@ -6111,7 +6378,20 @@
         <w:rPr>
           <w:rFonts w:ascii="Times New Roman" w:hAnsi="Times New Roman" w:eastAsia="Times New Roman" w:cs="Times New Roman"/>
         </w:rPr>
-        <w:t xml:space="preserve">　D. </w:t>
+        <w:t xml:space="preserve">　</w:t>
+      </w:r>
+    </w:p>
+    <w:p>
+      <w:pPr>
+        <w:pStyle w:val="BodyText"/>
+        <w:ind w:left="480" w:hanging="480"/>
+        <w:spacing w:before="0" w:after="180"/>
+      </w:pPr>
+      <w:r>
+        <w:rPr>
+          <w:rFonts w:ascii="Times New Roman" w:hAnsi="Times New Roman" w:eastAsia="Times New Roman" w:cs="Times New Roman"/>
+        </w:rPr>
+        <w:t xml:space="preserve">D. </w:t>
       </w:r>
       <w:r>
         <w:rPr>
@@ -6119,6 +6399,16 @@
         </w:rPr>
         <w:t xml:space="preserve">金属键</w:t>
       </w:r>
+    </w:p>
+    <w:p>
+      <w:pPr>
+        <w:spacing w:before="0" w:after="0"/>
+      </w:pPr>
+    </w:p>
+    <w:p>
+      <w:pPr>
+        <w:spacing w:before="0" w:after="0"/>
+      </w:pPr>
     </w:p>
     <w:bookmarkEnd w:id="19"/>
     <w:bookmarkStart w:id="26" w:name="第-7-题"/>
@@ -6756,7 +7046,7 @@
         </w:rPr>
         <w:drawing>
           <wp:inline>
-            <wp:extent cx="3600000" cy="1459458"/>
+            <wp:extent cx="3592512" cy="1459458"/>
             <wp:effectExtent b="0" l="0" r="0" t="0"/>
             <wp:docPr descr="" title="" id="21" name="Picture"/>
             <a:graphic>
@@ -6777,7 +7067,7 @@
                   <pic:spPr bwMode="auto">
                     <a:xfrm>
                       <a:off x="0" y="0"/>
-                      <a:ext cx="3600000" cy="1459458"/>
+                      <a:ext cx="3592512" cy="1459458"/>
                     </a:xfrm>
                     <a:prstGeom prst="rect">
                       <a:avLst/>
@@ -7032,7 +7322,7 @@
         </w:rPr>
         <w:drawing>
           <wp:inline>
-            <wp:extent cx="3048000" cy="2019300"/>
+            <wp:extent cx="3009900" cy="2019300"/>
             <wp:effectExtent b="0" l="0" r="0" t="0"/>
             <wp:docPr descr="" title="" id="24" name="Picture"/>
             <a:graphic>
@@ -7053,7 +7343,7 @@
                   <pic:spPr bwMode="auto">
                     <a:xfrm>
                       <a:off x="0" y="0"/>
-                      <a:ext cx="3048000" cy="2019300"/>
+                      <a:ext cx="3009900" cy="2019300"/>
                     </a:xfrm>
                     <a:prstGeom prst="rect">
                       <a:avLst/>
@@ -7493,6 +7783,46 @@
         <w:t>。</w:t>
       </w:r>
     </w:p>
+    <w:p>
+      <w:pPr>
+        <w:spacing w:before="0" w:after="0"/>
+      </w:pPr>
+    </w:p>
+    <w:p>
+      <w:pPr>
+        <w:spacing w:before="0" w:after="0"/>
+      </w:pPr>
+    </w:p>
+    <w:p>
+      <w:pPr>
+        <w:spacing w:before="0" w:after="0"/>
+      </w:pPr>
+    </w:p>
+    <w:p>
+      <w:pPr>
+        <w:spacing w:before="0" w:after="0"/>
+      </w:pPr>
+    </w:p>
+    <w:p>
+      <w:pPr>
+        <w:spacing w:before="0" w:after="0"/>
+      </w:pPr>
+    </w:p>
+    <w:p>
+      <w:pPr>
+        <w:spacing w:before="0" w:after="0"/>
+      </w:pPr>
+    </w:p>
+    <w:p>
+      <w:pPr>
+        <w:spacing w:before="0" w:after="0"/>
+      </w:pPr>
+    </w:p>
+    <w:p>
+      <w:pPr>
+        <w:spacing w:before="0" w:after="0"/>
+      </w:pPr>
+    </w:p>
     <w:bookmarkEnd w:id="26"/>
     <w:bookmarkStart w:id="30" w:name="第-8-题"/>
     <w:p>
@@ -7795,7 +8125,7 @@
         </w:rPr>
         <w:drawing>
           <wp:inline>
-            <wp:extent cx="3240000" cy="2753406"/>
+            <wp:extent cx="3240000" cy="2712000"/>
             <wp:effectExtent b="0" l="0" r="0" t="0"/>
             <wp:docPr descr="" title="" id="28" name="Picture"/>
             <a:graphic>
@@ -7816,7 +8146,7 @@
                   <pic:spPr bwMode="auto">
                     <a:xfrm>
                       <a:off x="0" y="0"/>
-                      <a:ext cx="3240000" cy="2753406"/>
+                      <a:ext cx="3240000" cy="2712000"/>
                     </a:xfrm>
                     <a:prstGeom prst="rect">
                       <a:avLst/>
@@ -8310,6 +8640,46 @@
         </w:rPr>
         <w:t xml:space="preserve"> ____。</w:t>
       </w:r>
+    </w:p>
+    <w:p>
+      <w:pPr>
+        <w:spacing w:before="0" w:after="0"/>
+      </w:pPr>
+    </w:p>
+    <w:p>
+      <w:pPr>
+        <w:spacing w:before="0" w:after="0"/>
+      </w:pPr>
+    </w:p>
+    <w:p>
+      <w:pPr>
+        <w:spacing w:before="0" w:after="0"/>
+      </w:pPr>
+    </w:p>
+    <w:p>
+      <w:pPr>
+        <w:spacing w:before="0" w:after="0"/>
+      </w:pPr>
+    </w:p>
+    <w:p>
+      <w:pPr>
+        <w:spacing w:before="0" w:after="0"/>
+      </w:pPr>
+    </w:p>
+    <w:p>
+      <w:pPr>
+        <w:spacing w:before="0" w:after="0"/>
+      </w:pPr>
+    </w:p>
+    <w:p>
+      <w:pPr>
+        <w:spacing w:before="0" w:after="0"/>
+      </w:pPr>
+    </w:p>
+    <w:p>
+      <w:pPr>
+        <w:spacing w:before="0" w:after="0"/>
+      </w:pPr>
     </w:p>
     <w:bookmarkEnd w:id="30"/>
     <w:bookmarkStart w:id="31" w:name="第-9-题"/>
@@ -10198,6 +10568,46 @@
         <w:t>）</w:t>
       </w:r>
     </w:p>
+    <w:p>
+      <w:pPr>
+        <w:spacing w:before="0" w:after="0"/>
+      </w:pPr>
+    </w:p>
+    <w:p>
+      <w:pPr>
+        <w:spacing w:before="0" w:after="0"/>
+      </w:pPr>
+    </w:p>
+    <w:p>
+      <w:pPr>
+        <w:spacing w:before="0" w:after="0"/>
+      </w:pPr>
+    </w:p>
+    <w:p>
+      <w:pPr>
+        <w:spacing w:before="0" w:after="0"/>
+      </w:pPr>
+    </w:p>
+    <w:p>
+      <w:pPr>
+        <w:spacing w:before="0" w:after="0"/>
+      </w:pPr>
+    </w:p>
+    <w:p>
+      <w:pPr>
+        <w:spacing w:before="0" w:after="0"/>
+      </w:pPr>
+    </w:p>
+    <w:p>
+      <w:pPr>
+        <w:spacing w:before="0" w:after="0"/>
+      </w:pPr>
+    </w:p>
+    <w:p>
+      <w:pPr>
+        <w:spacing w:before="0" w:after="0"/>
+      </w:pPr>
+    </w:p>
     <w:bookmarkEnd w:id="32"/>
     <w:bookmarkStart w:id="36" w:name="第-10-题"/>
     <w:p>
@@ -10533,7 +10943,7 @@
         </w:rPr>
         <w:drawing>
           <wp:inline>
-            <wp:extent cx="3600000" cy="1357376"/>
+            <wp:extent cx="3089475" cy="1357376"/>
             <wp:effectExtent b="0" l="0" r="0" t="0"/>
             <wp:docPr descr="" title="" id="38" name="Picture"/>
             <a:graphic>
@@ -10554,7 +10964,7 @@
                   <pic:spPr bwMode="auto">
                     <a:xfrm>
                       <a:off x="0" y="0"/>
-                      <a:ext cx="3600000" cy="1357376"/>
+                      <a:ext cx="3089475" cy="1357376"/>
                     </a:xfrm>
                     <a:prstGeom prst="rect">
                       <a:avLst/>
@@ -10960,6 +11370,46 @@
         <w:t>。）</w:t>
       </w:r>
     </w:p>
+    <w:p>
+      <w:pPr>
+        <w:spacing w:before="0" w:after="0"/>
+      </w:pPr>
+    </w:p>
+    <w:p>
+      <w:pPr>
+        <w:spacing w:before="0" w:after="0"/>
+      </w:pPr>
+    </w:p>
+    <w:p>
+      <w:pPr>
+        <w:spacing w:before="0" w:after="0"/>
+      </w:pPr>
+    </w:p>
+    <w:p>
+      <w:pPr>
+        <w:spacing w:before="0" w:after="0"/>
+      </w:pPr>
+    </w:p>
+    <w:p>
+      <w:pPr>
+        <w:spacing w:before="0" w:after="0"/>
+      </w:pPr>
+    </w:p>
+    <w:p>
+      <w:pPr>
+        <w:spacing w:before="0" w:after="0"/>
+      </w:pPr>
+    </w:p>
+    <w:p>
+      <w:pPr>
+        <w:spacing w:before="0" w:after="0"/>
+      </w:pPr>
+    </w:p>
+    <w:p>
+      <w:pPr>
+        <w:spacing w:before="0" w:after="0"/>
+      </w:pPr>
+    </w:p>
     <w:bookmarkEnd w:id="40"/>
     <w:bookmarkStart w:id="41" w:name="第-11-题"/>
     <w:p>
@@ -11198,6 +11648,31 @@
         </w:rPr>
         <w:t>。</w:t>
       </w:r>
+    </w:p>
+    <w:p>
+      <w:pPr>
+        <w:spacing w:before="0" w:after="0"/>
+      </w:pPr>
+    </w:p>
+    <w:p>
+      <w:pPr>
+        <w:spacing w:before="0" w:after="0"/>
+      </w:pPr>
+    </w:p>
+    <w:p>
+      <w:pPr>
+        <w:spacing w:before="0" w:after="0"/>
+      </w:pPr>
+    </w:p>
+    <w:p>
+      <w:pPr>
+        <w:spacing w:before="0" w:after="0"/>
+      </w:pPr>
+    </w:p>
+    <w:p>
+      <w:pPr>
+        <w:spacing w:before="0" w:after="0"/>
+      </w:pPr>
     </w:p>
     <w:bookmarkEnd w:id="41"/>
     <w:bookmarkStart w:id="44" w:name="第-12-题"/>
@@ -12001,6 +12476,46 @@
         </w:rPr>
         <w:t>）</w:t>
       </w:r>
+    </w:p>
+    <w:p>
+      <w:pPr>
+        <w:spacing w:before="0" w:after="0"/>
+      </w:pPr>
+    </w:p>
+    <w:p>
+      <w:pPr>
+        <w:spacing w:before="0" w:after="0"/>
+      </w:pPr>
+    </w:p>
+    <w:p>
+      <w:pPr>
+        <w:spacing w:before="0" w:after="0"/>
+      </w:pPr>
+    </w:p>
+    <w:p>
+      <w:pPr>
+        <w:spacing w:before="0" w:after="0"/>
+      </w:pPr>
+    </w:p>
+    <w:p>
+      <w:pPr>
+        <w:spacing w:before="0" w:after="0"/>
+      </w:pPr>
+    </w:p>
+    <w:p>
+      <w:pPr>
+        <w:spacing w:before="0" w:after="0"/>
+      </w:pPr>
+    </w:p>
+    <w:p>
+      <w:pPr>
+        <w:spacing w:before="0" w:after="0"/>
+      </w:pPr>
+    </w:p>
+    <w:p>
+      <w:pPr>
+        <w:spacing w:before="0" w:after="0"/>
+      </w:pPr>
     </w:p>
     <w:bookmarkEnd w:id="45"/>
     <w:bookmarkStart w:id="46" w:name="第-13-题"/>
@@ -13466,6 +13981,46 @@
         <w:t>？</w:t>
       </w:r>
     </w:p>
+    <w:p>
+      <w:pPr>
+        <w:spacing w:before="0" w:after="0"/>
+      </w:pPr>
+    </w:p>
+    <w:p>
+      <w:pPr>
+        <w:spacing w:before="0" w:after="0"/>
+      </w:pPr>
+    </w:p>
+    <w:p>
+      <w:pPr>
+        <w:spacing w:before="0" w:after="0"/>
+      </w:pPr>
+    </w:p>
+    <w:p>
+      <w:pPr>
+        <w:spacing w:before="0" w:after="0"/>
+      </w:pPr>
+    </w:p>
+    <w:p>
+      <w:pPr>
+        <w:spacing w:before="0" w:after="0"/>
+      </w:pPr>
+    </w:p>
+    <w:p>
+      <w:pPr>
+        <w:spacing w:before="0" w:after="0"/>
+      </w:pPr>
+    </w:p>
+    <w:p>
+      <w:pPr>
+        <w:spacing w:before="0" w:after="0"/>
+      </w:pPr>
+    </w:p>
+    <w:p>
+      <w:pPr>
+        <w:spacing w:before="0" w:after="0"/>
+      </w:pPr>
+    </w:p>
     <w:bookmarkEnd w:id="46"/>
     <w:bookmarkStart w:id="47" w:name="第-14-题"/>
     <w:p>
@@ -13990,6 +14545,46 @@
         </w:rPr>
         <w:t>。</w:t>
       </w:r>
+    </w:p>
+    <w:p>
+      <w:pPr>
+        <w:spacing w:before="0" w:after="0"/>
+      </w:pPr>
+    </w:p>
+    <w:p>
+      <w:pPr>
+        <w:spacing w:before="0" w:after="0"/>
+      </w:pPr>
+    </w:p>
+    <w:p>
+      <w:pPr>
+        <w:spacing w:before="0" w:after="0"/>
+      </w:pPr>
+    </w:p>
+    <w:p>
+      <w:pPr>
+        <w:spacing w:before="0" w:after="0"/>
+      </w:pPr>
+    </w:p>
+    <w:p>
+      <w:pPr>
+        <w:spacing w:before="0" w:after="0"/>
+      </w:pPr>
+    </w:p>
+    <w:p>
+      <w:pPr>
+        <w:spacing w:before="0" w:after="0"/>
+      </w:pPr>
+    </w:p>
+    <w:p>
+      <w:pPr>
+        <w:spacing w:before="0" w:after="0"/>
+      </w:pPr>
+    </w:p>
+    <w:p>
+      <w:pPr>
+        <w:spacing w:before="0" w:after="0"/>
+      </w:pPr>
     </w:p>
     <w:bookmarkEnd w:id="47"/>
     <w:bookmarkStart w:id="48" w:name="第-15-题"/>
@@ -14690,6 +15285,31 @@
         </w:rPr>
         <w:t>。</w:t>
       </w:r>
+    </w:p>
+    <w:p>
+      <w:pPr>
+        <w:spacing w:before="0" w:after="0"/>
+      </w:pPr>
+    </w:p>
+    <w:p>
+      <w:pPr>
+        <w:spacing w:before="0" w:after="0"/>
+      </w:pPr>
+    </w:p>
+    <w:p>
+      <w:pPr>
+        <w:spacing w:before="0" w:after="0"/>
+      </w:pPr>
+    </w:p>
+    <w:p>
+      <w:pPr>
+        <w:spacing w:before="0" w:after="0"/>
+      </w:pPr>
+    </w:p>
+    <w:p>
+      <w:pPr>
+        <w:spacing w:before="0" w:after="0"/>
+      </w:pPr>
     </w:p>
     <w:p>
       <w:pPr>

--- a/00-首页/题组Word/综合模拟卷/综合模拟卷VI-学生版.docx
+++ b/00-首页/题组Word/综合模拟卷/综合模拟卷VI-学生版.docx
@@ -8828,7 +8828,7 @@
         <m:sSub>
           <m:e>
             <m:r>
-              <m:t>​</m:t>
+              <m:t xml:space="preserve"> </m:t>
             </m:r>
           </m:e>
           <m:sub>
@@ -8848,7 +8848,7 @@
         <m:sSub>
           <m:e>
             <m:r>
-              <m:t>​</m:t>
+              <m:t xml:space="preserve"> </m:t>
             </m:r>
           </m:e>
           <m:sub>
@@ -8868,7 +8868,7 @@
         <m:sSub>
           <m:e>
             <m:r>
-              <m:t>​</m:t>
+              <m:t xml:space="preserve"> </m:t>
             </m:r>
           </m:e>
           <m:sub>
@@ -8888,7 +8888,7 @@
         <m:sSub>
           <m:e>
             <m:r>
-              <m:t>​</m:t>
+              <m:t xml:space="preserve"> </m:t>
             </m:r>
           </m:e>
           <m:sub>
@@ -8908,7 +8908,7 @@
         <m:sSub>
           <m:e>
             <m:r>
-              <m:t>​</m:t>
+              <m:t xml:space="preserve"> </m:t>
             </m:r>
           </m:e>
           <m:sub>
@@ -8928,7 +8928,7 @@
         <m:sSub>
           <m:e>
             <m:r>
-              <m:t>​</m:t>
+              <m:t xml:space="preserve"> </m:t>
             </m:r>
           </m:e>
           <m:sub>
@@ -9639,7 +9639,7 @@
         <m:sSubSup>
           <m:e>
             <m:r>
-              <m:t>​</m:t>
+              <m:t xml:space="preserve"> </m:t>
             </m:r>
           </m:e>
           <m:sub>
@@ -9696,7 +9696,7 @@
         <m:sSubSup>
           <m:e>
             <m:r>
-              <m:t>​</m:t>
+              <m:t xml:space="preserve"> </m:t>
             </m:r>
           </m:e>
           <m:sub>
@@ -9741,7 +9741,7 @@
         <m:sSubSup>
           <m:e>
             <m:r>
-              <m:t>​</m:t>
+              <m:t xml:space="preserve"> </m:t>
             </m:r>
           </m:e>
           <m:sub>
@@ -9902,7 +9902,7 @@
         <m:sSubSup>
           <m:e>
             <m:r>
-              <m:t>​</m:t>
+              <m:t xml:space="preserve"> </m:t>
             </m:r>
           </m:e>
           <m:sub>
@@ -9947,7 +9947,7 @@
         <m:sSubSup>
           <m:e>
             <m:r>
-              <m:t>​</m:t>
+              <m:t xml:space="preserve"> </m:t>
             </m:r>
           </m:e>
           <m:sub>

--- a/00-首页/题组Word/综合模拟卷/综合模拟卷VI-学生版.docx
+++ b/00-首页/题组Word/综合模拟卷/综合模拟卷VI-学生版.docx
@@ -176,8 +176,8 @@
     <w:p>
       <w:pPr>
         <w:pStyle w:val="BodyText"/>
+        <w:spacing w:before="0" w:after="0"/>
         <w:ind w:left="480" w:hanging="480"/>
-        <w:spacing w:after="0"/>
       </w:pPr>
       <w:r>
         <w:rPr>
@@ -239,8 +239,8 @@
     <w:p>
       <w:pPr>
         <w:pStyle w:val="BodyText"/>
+        <w:spacing w:before="0" w:after="0"/>
         <w:ind w:left="480" w:hanging="480"/>
-        <w:spacing w:before="0" w:after="0"/>
       </w:pPr>
       <w:r>
         <w:rPr>
@@ -302,8 +302,8 @@
     <w:p>
       <w:pPr>
         <w:pStyle w:val="BodyText"/>
+        <w:spacing w:before="0" w:after="0"/>
         <w:ind w:left="480" w:hanging="480"/>
-        <w:spacing w:before="0" w:after="0"/>
       </w:pPr>
       <w:r>
         <w:rPr>
@@ -365,8 +365,8 @@
     <w:p>
       <w:pPr>
         <w:pStyle w:val="BodyText"/>
+        <w:spacing w:before="0" w:after="0"/>
         <w:ind w:left="480" w:hanging="480"/>
-        <w:spacing w:before="0" w:after="180"/>
       </w:pPr>
       <w:r>
         <w:rPr>
@@ -457,8 +457,8 @@
     <w:p>
       <w:pPr>
         <w:pStyle w:val="BodyText"/>
+        <w:spacing w:before="0" w:after="0"/>
         <w:ind w:left="480" w:hanging="480"/>
-        <w:spacing w:after="0"/>
       </w:pPr>
       <w:r>
         <w:rPr>
@@ -520,8 +520,8 @@
     <w:p>
       <w:pPr>
         <w:pStyle w:val="BodyText"/>
+        <w:spacing w:before="0" w:after="0"/>
         <w:ind w:left="480" w:hanging="480"/>
-        <w:spacing w:before="0" w:after="0"/>
       </w:pPr>
       <w:r>
         <w:rPr>
@@ -583,8 +583,8 @@
     <w:p>
       <w:pPr>
         <w:pStyle w:val="BodyText"/>
+        <w:spacing w:before="0" w:after="0"/>
         <w:ind w:left="480" w:hanging="480"/>
-        <w:spacing w:before="0" w:after="0"/>
       </w:pPr>
       <w:r>
         <w:rPr>
@@ -646,8 +646,8 @@
     <w:p>
       <w:pPr>
         <w:pStyle w:val="BodyText"/>
+        <w:spacing w:before="0" w:after="0"/>
         <w:ind w:left="480" w:hanging="480"/>
-        <w:spacing w:before="0" w:after="180"/>
       </w:pPr>
       <w:r>
         <w:rPr>
@@ -750,8 +750,8 @@
     <w:p>
       <w:pPr>
         <w:pStyle w:val="BodyText"/>
+        <w:spacing w:before="0" w:after="0"/>
         <w:ind w:left="480" w:hanging="480"/>
-        <w:spacing w:after="0"/>
       </w:pPr>
       <w:r>
         <w:rPr>
@@ -833,8 +833,8 @@
     <w:p>
       <w:pPr>
         <w:pStyle w:val="BodyText"/>
+        <w:spacing w:before="0" w:after="0"/>
         <w:ind w:left="480" w:hanging="480"/>
-        <w:spacing w:before="0" w:after="0"/>
       </w:pPr>
       <w:r>
         <w:rPr>
@@ -916,8 +916,8 @@
     <w:p>
       <w:pPr>
         <w:pStyle w:val="BodyText"/>
+        <w:spacing w:before="0" w:after="0"/>
         <w:ind w:left="480" w:hanging="480"/>
-        <w:spacing w:before="0" w:after="0"/>
       </w:pPr>
       <w:r>
         <w:rPr>
@@ -999,8 +999,8 @@
     <w:p>
       <w:pPr>
         <w:pStyle w:val="BodyText"/>
+        <w:spacing w:before="0" w:after="0"/>
         <w:ind w:left="480" w:hanging="480"/>
-        <w:spacing w:before="0" w:after="180"/>
       </w:pPr>
       <w:r>
         <w:rPr>
@@ -1047,8 +1047,8 @@
     <w:p>
       <w:pPr>
         <w:pStyle w:val="BodyText"/>
+        <w:spacing w:before="0" w:after="0"/>
         <w:ind w:left="480" w:hanging="480"/>
-        <w:spacing w:after="0"/>
       </w:pPr>
       <w:r>
         <w:rPr>
@@ -1084,32 +1084,57 @@
     <w:p>
       <w:pPr>
         <w:pStyle w:val="BodyText"/>
+        <w:spacing w:before="0" w:after="0"/>
         <w:ind w:left="480" w:hanging="480"/>
+      </w:pPr>
+      <w:r>
+        <w:rPr>
+          <w:rFonts w:ascii="Times New Roman" w:hAnsi="Times New Roman" w:eastAsia="Times New Roman" w:cs="Times New Roman"/>
+        </w:rPr>
+        <w:t xml:space="preserve">B. </w:t>
+      </w:r>
+      <w:r>
+        <w:rPr>
+          <w:rFonts w:hint="eastAsia" w:ascii="Times New Roman" w:hAnsi="Times New Roman" w:eastAsia="FangSong" w:cs="Times New Roman"/>
+        </w:rPr>
+        <w:t>锂和镁的氟化物</w:t>
+      </w:r>
+      <w:r>
+        <w:rPr>
+          <w:rFonts w:hint="eastAsia" w:ascii="Times New Roman" w:hAnsi="Times New Roman" w:eastAsia="Times New Roman" w:cs="Times New Roman"/>
+        </w:rPr>
+        <w:t>、</w:t>
+      </w:r>
+      <w:r>
+        <w:rPr>
+          <w:rFonts w:hint="eastAsia" w:ascii="Times New Roman" w:hAnsi="Times New Roman" w:eastAsia="FangSong" w:cs="Times New Roman"/>
+        </w:rPr>
+        <w:t>碳酸盐和磷酸盐都难溶于水</w:t>
+      </w:r>
+      <w:r>
+        <w:rPr>
+          <w:rFonts w:ascii="Times New Roman" w:hAnsi="Times New Roman" w:eastAsia="Times New Roman" w:cs="Times New Roman"/>
+        </w:rPr>
+        <w:t xml:space="preserve"> </w:t>
+      </w:r>
+    </w:p>
+    <w:p>
+      <w:pPr>
+        <w:pStyle w:val="BodyText"/>
         <w:spacing w:before="0" w:after="0"/>
-      </w:pPr>
-      <w:r>
-        <w:rPr>
-          <w:rFonts w:ascii="Times New Roman" w:hAnsi="Times New Roman" w:eastAsia="Times New Roman" w:cs="Times New Roman"/>
-        </w:rPr>
-        <w:t xml:space="preserve">B. </w:t>
-      </w:r>
-      <w:r>
-        <w:rPr>
-          <w:rFonts w:hint="eastAsia" w:ascii="Times New Roman" w:hAnsi="Times New Roman" w:eastAsia="FangSong" w:cs="Times New Roman"/>
-        </w:rPr>
-        <w:t>锂和镁的氟化物</w:t>
-      </w:r>
-      <w:r>
-        <w:rPr>
-          <w:rFonts w:hint="eastAsia" w:ascii="Times New Roman" w:hAnsi="Times New Roman" w:eastAsia="Times New Roman" w:cs="Times New Roman"/>
-        </w:rPr>
-        <w:t>、</w:t>
-      </w:r>
-      <w:r>
-        <w:rPr>
-          <w:rFonts w:hint="eastAsia" w:ascii="Times New Roman" w:hAnsi="Times New Roman" w:eastAsia="FangSong" w:cs="Times New Roman"/>
-        </w:rPr>
-        <w:t>碳酸盐和磷酸盐都难溶于水</w:t>
+        <w:ind w:left="480" w:hanging="480"/>
+      </w:pPr>
+      <w:r>
+        <w:rPr>
+          <w:rFonts w:ascii="Times New Roman" w:hAnsi="Times New Roman" w:eastAsia="Times New Roman" w:cs="Times New Roman"/>
+        </w:rPr>
+        <w:t xml:space="preserve">C. </w:t>
+      </w:r>
+      <w:r>
+        <w:rPr>
+          <w:rFonts w:hint="eastAsia" w:ascii="Times New Roman" w:hAnsi="Times New Roman" w:eastAsia="FangSong" w:cs="Times New Roman"/>
+        </w:rPr>
+        <w:t xml:space="preserve">锂和镁的氯化物能溶于有机溶剂</w:t>
       </w:r>
       <w:r>
         <w:rPr>
@@ -1121,33 +1146,8 @@
     <w:p>
       <w:pPr>
         <w:pStyle w:val="BodyText"/>
+        <w:spacing w:before="0" w:after="0"/>
         <w:ind w:left="480" w:hanging="480"/>
-        <w:spacing w:before="0" w:after="0"/>
-      </w:pPr>
-      <w:r>
-        <w:rPr>
-          <w:rFonts w:ascii="Times New Roman" w:hAnsi="Times New Roman" w:eastAsia="Times New Roman" w:cs="Times New Roman"/>
-        </w:rPr>
-        <w:t xml:space="preserve">C. </w:t>
-      </w:r>
-      <w:r>
-        <w:rPr>
-          <w:rFonts w:hint="eastAsia" w:ascii="Times New Roman" w:hAnsi="Times New Roman" w:eastAsia="FangSong" w:cs="Times New Roman"/>
-        </w:rPr>
-        <w:t xml:space="preserve">锂和镁的氯化物能溶于有机溶剂</w:t>
-      </w:r>
-      <w:r>
-        <w:rPr>
-          <w:rFonts w:ascii="Times New Roman" w:hAnsi="Times New Roman" w:eastAsia="Times New Roman" w:cs="Times New Roman"/>
-        </w:rPr>
-        <w:t xml:space="preserve"> </w:t>
-      </w:r>
-    </w:p>
-    <w:p>
-      <w:pPr>
-        <w:pStyle w:val="BodyText"/>
-        <w:ind w:left="480" w:hanging="480"/>
-        <w:spacing w:before="0" w:after="180"/>
       </w:pPr>
       <w:r>
         <w:rPr>
@@ -6254,8 +6254,8 @@
     <w:p>
       <w:pPr>
         <w:pStyle w:val="BodyText"/>
+        <w:spacing w:before="0" w:after="0"/>
         <w:ind w:left="480" w:hanging="480"/>
-        <w:spacing w:after="0"/>
       </w:pPr>
       <w:r>
         <w:rPr>
@@ -6309,20 +6309,45 @@
     <w:p>
       <w:pPr>
         <w:pStyle w:val="BodyText"/>
+        <w:spacing w:before="0" w:after="0"/>
         <w:ind w:left="480" w:hanging="480"/>
+      </w:pPr>
+      <w:r>
+        <w:rPr>
+          <w:rFonts w:ascii="Times New Roman" w:hAnsi="Times New Roman" w:eastAsia="Times New Roman" w:cs="Times New Roman"/>
+        </w:rPr>
+        <w:t xml:space="preserve">A. </w:t>
+      </w:r>
+      <w:r>
+        <w:rPr>
+          <w:rFonts w:hint="eastAsia" w:ascii="Times New Roman" w:hAnsi="Times New Roman" w:eastAsia="FangSong" w:cs="Times New Roman"/>
+        </w:rPr>
+        <w:t xml:space="preserve">离子键</w:t>
+      </w:r>
+      <w:r>
+        <w:rPr>
+          <w:rFonts w:ascii="Times New Roman" w:hAnsi="Times New Roman" w:eastAsia="Times New Roman" w:cs="Times New Roman"/>
+        </w:rPr>
+        <w:t xml:space="preserve">　</w:t>
+      </w:r>
+    </w:p>
+    <w:p>
+      <w:pPr>
+        <w:pStyle w:val="BodyText"/>
         <w:spacing w:before="0" w:after="0"/>
-      </w:pPr>
-      <w:r>
-        <w:rPr>
-          <w:rFonts w:ascii="Times New Roman" w:hAnsi="Times New Roman" w:eastAsia="Times New Roman" w:cs="Times New Roman"/>
-        </w:rPr>
-        <w:t xml:space="preserve">A. </w:t>
-      </w:r>
-      <w:r>
-        <w:rPr>
-          <w:rFonts w:hint="eastAsia" w:ascii="Times New Roman" w:hAnsi="Times New Roman" w:eastAsia="FangSong" w:cs="Times New Roman"/>
-        </w:rPr>
-        <w:t xml:space="preserve">离子键</w:t>
+        <w:ind w:left="480" w:hanging="480"/>
+      </w:pPr>
+      <w:r>
+        <w:rPr>
+          <w:rFonts w:ascii="Times New Roman" w:hAnsi="Times New Roman" w:eastAsia="Times New Roman" w:cs="Times New Roman"/>
+        </w:rPr>
+        <w:t xml:space="preserve">B. </w:t>
+      </w:r>
+      <w:r>
+        <w:rPr>
+          <w:rFonts w:hint="eastAsia" w:ascii="Times New Roman" w:hAnsi="Times New Roman" w:eastAsia="FangSong" w:cs="Times New Roman"/>
+        </w:rPr>
+        <w:t xml:space="preserve">共价键</w:t>
       </w:r>
       <w:r>
         <w:rPr>
@@ -6334,58 +6359,33 @@
     <w:p>
       <w:pPr>
         <w:pStyle w:val="BodyText"/>
+        <w:spacing w:before="0" w:after="0"/>
         <w:ind w:left="480" w:hanging="480"/>
+      </w:pPr>
+      <w:r>
+        <w:rPr>
+          <w:rFonts w:ascii="Times New Roman" w:hAnsi="Times New Roman" w:eastAsia="Times New Roman" w:cs="Times New Roman"/>
+        </w:rPr>
+        <w:t xml:space="preserve">C. </w:t>
+      </w:r>
+      <w:r>
+        <w:rPr>
+          <w:rFonts w:hint="eastAsia" w:ascii="Times New Roman" w:hAnsi="Times New Roman" w:eastAsia="FangSong" w:cs="Times New Roman"/>
+        </w:rPr>
+        <w:t xml:space="preserve">氢键</w:t>
+      </w:r>
+      <w:r>
+        <w:rPr>
+          <w:rFonts w:ascii="Times New Roman" w:hAnsi="Times New Roman" w:eastAsia="Times New Roman" w:cs="Times New Roman"/>
+        </w:rPr>
+        <w:t xml:space="preserve">　</w:t>
+      </w:r>
+    </w:p>
+    <w:p>
+      <w:pPr>
+        <w:pStyle w:val="BodyText"/>
         <w:spacing w:before="0" w:after="0"/>
-      </w:pPr>
-      <w:r>
-        <w:rPr>
-          <w:rFonts w:ascii="Times New Roman" w:hAnsi="Times New Roman" w:eastAsia="Times New Roman" w:cs="Times New Roman"/>
-        </w:rPr>
-        <w:t xml:space="preserve">B. </w:t>
-      </w:r>
-      <w:r>
-        <w:rPr>
-          <w:rFonts w:hint="eastAsia" w:ascii="Times New Roman" w:hAnsi="Times New Roman" w:eastAsia="FangSong" w:cs="Times New Roman"/>
-        </w:rPr>
-        <w:t xml:space="preserve">共价键</w:t>
-      </w:r>
-      <w:r>
-        <w:rPr>
-          <w:rFonts w:ascii="Times New Roman" w:hAnsi="Times New Roman" w:eastAsia="Times New Roman" w:cs="Times New Roman"/>
-        </w:rPr>
-        <w:t xml:space="preserve">　</w:t>
-      </w:r>
-    </w:p>
-    <w:p>
-      <w:pPr>
-        <w:pStyle w:val="BodyText"/>
         <w:ind w:left="480" w:hanging="480"/>
-        <w:spacing w:before="0" w:after="0"/>
-      </w:pPr>
-      <w:r>
-        <w:rPr>
-          <w:rFonts w:ascii="Times New Roman" w:hAnsi="Times New Roman" w:eastAsia="Times New Roman" w:cs="Times New Roman"/>
-        </w:rPr>
-        <w:t xml:space="preserve">C. </w:t>
-      </w:r>
-      <w:r>
-        <w:rPr>
-          <w:rFonts w:hint="eastAsia" w:ascii="Times New Roman" w:hAnsi="Times New Roman" w:eastAsia="FangSong" w:cs="Times New Roman"/>
-        </w:rPr>
-        <w:t xml:space="preserve">氢键</w:t>
-      </w:r>
-      <w:r>
-        <w:rPr>
-          <w:rFonts w:ascii="Times New Roman" w:hAnsi="Times New Roman" w:eastAsia="Times New Roman" w:cs="Times New Roman"/>
-        </w:rPr>
-        <w:t xml:space="preserve">　</w:t>
-      </w:r>
-    </w:p>
-    <w:p>
-      <w:pPr>
-        <w:pStyle w:val="BodyText"/>
-        <w:ind w:left="480" w:hanging="480"/>
-        <w:spacing w:before="0" w:after="180"/>
       </w:pPr>
       <w:r>
         <w:rPr>
@@ -6530,6 +6530,14 @@
         <w:tblStyle w:val="Table"/>
         <w:tblW w:type="pct" w:w="5000"/>
         <w:tblLayout w:type="fixed"/>
+        <w:tblBorders>
+          <w:top w:val="single" w:sz="12" w:space="0" w:color="000000"/>
+          <w:left w:val="none" w:sz="0" w:space="0" w:color="auto"/>
+          <w:bottom w:val="single" w:sz="12" w:space="0" w:color="000000"/>
+          <w:right w:val="none" w:sz="0" w:space="0" w:color="auto"/>
+          <w:insideH w:val="none" w:sz="0" w:space="0" w:color="auto"/>
+          <w:insideV w:val="none" w:sz="0" w:space="0" w:color="auto"/>
+        </w:tblBorders>
         <w:tblLook w:firstRow="1" w:lastRow="0" w:firstColumn="0" w:lastColumn="0" w:noHBand="0" w:noVBand="0" w:val="0020"/>
       </w:tblPr>
       <w:tblGrid>
@@ -6543,7 +6551,11 @@
           <w:tblHeader w:val="on"/>
         </w:trPr>
         <w:tc>
-          <w:tcPr/>
+          <w:tcPr>
+            <w:tcBorders>
+              <w:bottom w:val="single" w:sz="8" w:space="0" w:color="000000"/>
+            </w:tcBorders>
+          </w:tcPr>
           <w:p>
             <w:pPr>
               <w:pStyle w:val="Compact"/>
@@ -6559,7 +6571,11 @@
           </w:p>
         </w:tc>
         <w:tc>
-          <w:tcPr/>
+          <w:tcPr>
+            <w:tcBorders>
+              <w:bottom w:val="single" w:sz="8" w:space="0" w:color="000000"/>
+            </w:tcBorders>
+          </w:tcPr>
           <w:p>
             <w:pPr>
               <w:pStyle w:val="Compact"/>
@@ -6575,7 +6591,11 @@
           </w:p>
         </w:tc>
         <w:tc>
-          <w:tcPr/>
+          <w:tcPr>
+            <w:tcBorders>
+              <w:bottom w:val="single" w:sz="8" w:space="0" w:color="000000"/>
+            </w:tcBorders>
+          </w:tcPr>
           <w:p>
             <w:pPr>
               <w:pStyle w:val="Compact"/>
@@ -6591,7 +6611,11 @@
           </w:p>
         </w:tc>
         <w:tc>
-          <w:tcPr/>
+          <w:tcPr>
+            <w:tcBorders>
+              <w:bottom w:val="single" w:sz="8" w:space="0" w:color="000000"/>
+            </w:tcBorders>
+          </w:tcPr>
           <w:p>
             <w:pPr>
               <w:pStyle w:val="Compact"/>
@@ -15864,7 +15888,7 @@
     <ns0:rPr>
       <ns0:rFonts ns0:ascii="Times New Roman" ns0:cs="Times New Roman" ns0:eastAsia="SimHei" ns0:hAnsi="Times New Roman"/>
       <ns0:b/>
-      <ns0:color ns0:val="17324D"/>
+      <ns0:color ns0:val="000000"/>
       <ns0:sz ns0:val="44"/>
       <ns0:szCs ns0:val="56"/>
     </ns0:rPr>
@@ -16006,7 +16030,7 @@
     <ns0:rPr>
       <ns0:rFonts ns0:ascii="Times New Roman" ns0:cs="Times New Roman" ns0:eastAsia="SimHei" ns0:hAnsi="Times New Roman"/>
       <ns0:b/>
-      <ns0:color ns0:val="17324D"/>
+      <ns0:color ns0:val="000000"/>
       <ns0:sz ns0:val="32"/>
       <ns0:szCs ns0:val="40"/>
     </ns0:rPr>
@@ -16030,7 +16054,7 @@
     <ns0:rPr>
       <ns0:rFonts ns0:ascii="Times New Roman" ns0:cs="Times New Roman" ns0:eastAsia="SimHei" ns0:hAnsi="Times New Roman"/>
       <ns0:b/>
-      <ns0:color ns0:val="17324D"/>
+      <ns0:color ns0:val="000000"/>
       <ns0:sz ns0:val="28"/>
       <ns0:szCs ns0:val="32"/>
     </ns0:rPr>
@@ -16054,7 +16078,7 @@
     <ns0:rPr>
       <ns0:rFonts ns0:ascii="Times New Roman" ns0:cs="Times New Roman" ns0:eastAsia="SimHei" ns0:hAnsi="Times New Roman"/>
       <ns0:b/>
-      <ns0:color ns0:val="17324D"/>
+      <ns0:color ns0:val="000000"/>
       <ns0:sz ns0:val="25"/>
       <ns0:szCs ns0:val="28"/>
     </ns0:rPr>
